--- a/documents/diplomatic/020/transcription.docx
+++ b/documents/diplomatic/020/transcription.docx
@@ -24,12 +24,16 @@
       <w:pPr>
         <w:rPr>
           <w:rFonts w:ascii="Times New Roman" w:cs="Times New Roman" w:eastAsia="Times New Roman" w:hAnsi="Times New Roman"/>
-          <w:color w:val="000000"/>
-        </w:rPr>
-      </w:pPr>
-      <w:r>
-        <w:rPr>
-          <w:rFonts w:ascii="Times New Roman" w:cs="Times New Roman" w:eastAsia="Times New Roman" w:hAnsi="Times New Roman"/>
+          <w:b w:val="1"/>
+          <w:bCs w:val="1"/>
+          <w:color w:val="000000"/>
+        </w:rPr>
+      </w:pPr>
+      <w:r>
+        <w:rPr>
+          <w:rFonts w:ascii="Times New Roman" w:cs="Times New Roman" w:eastAsia="Times New Roman" w:hAnsi="Times New Roman"/>
+          <w:b w:val="1"/>
+          <w:bCs w:val="1"/>
           <w:color w:val="000000"/>
           <w:rtl w:val="0"/>
         </w:rPr>
@@ -55,6 +59,8 @@
       <w:r>
         <w:rPr>
           <w:rFonts w:ascii="Times New Roman" w:cs="Times New Roman" w:eastAsia="Times New Roman" w:hAnsi="Times New Roman"/>
+          <w:b w:val="1"/>
+          <w:bCs w:val="1"/>
           <w:rtl w:val="0"/>
         </w:rPr>
         <w:t xml:space="preserve">dans cette</w:t>
@@ -62,6 +68,8 @@
       <w:r>
         <w:rPr>
           <w:rFonts w:ascii="Times New Roman" w:cs="Times New Roman" w:eastAsia="Times New Roman" w:hAnsi="Times New Roman"/>
+          <w:b w:val="1"/>
+          <w:bCs w:val="1"/>
           <w:color w:val="000000"/>
           <w:rtl w:val="0"/>
         </w:rPr>
@@ -88,6 +96,8 @@
       <w:r>
         <w:rPr>
           <w:rFonts w:ascii="Times New Roman" w:cs="Times New Roman" w:eastAsia="Times New Roman" w:hAnsi="Times New Roman"/>
+          <w:b w:val="1"/>
+          <w:bCs w:val="1"/>
           <w:rtl w:val="0"/>
         </w:rPr>
         <w:t xml:space="preserve">Madonna</w:t>
@@ -95,6 +105,8 @@
       <w:r>
         <w:rPr>
           <w:rFonts w:ascii="Times New Roman" w:cs="Times New Roman" w:eastAsia="Times New Roman" w:hAnsi="Times New Roman"/>
+          <w:b w:val="1"/>
+          <w:bCs w:val="1"/>
           <w:color w:val="000000"/>
           <w:rtl w:val="0"/>
         </w:rPr>
@@ -104,9 +116,26 @@
         <w:t xml:space="preserve">Vu les conclusions fiscales du 31 Mars passé ;</w:t>
         <w:br w:type="textWrapping"/>
         <w:br w:type="textWrapping"/>
-        <w:t xml:space="preserve">Considérant que la preuve du crime dont il est question ressort incontestablement :</w:t>
-        <w:br w:type="textWrapping"/>
-        <w:br w:type="textWrapping"/>
+        <w:t xml:space="preserve">Considérant que la preuve du crime dont il est question r</w:t>
+      </w:r>
+      <w:r>
+        <w:rPr>
+          <w:rFonts w:ascii="Times New Roman" w:cs="Times New Roman" w:eastAsia="Times New Roman" w:hAnsi="Times New Roman"/>
+          <w:color w:val="000000"/>
+          <w:rtl w:val="0"/>
+        </w:rPr>
+        <w:t xml:space="preserve">essort incontestablement :</w:t>
+        <w:br w:type="textWrapping"/>
+        <w:br w:type="textWrapping"/>
+      </w:r>
+      <w:r>
+        <w:rPr>
+          <w:rFonts w:ascii="Times New Roman" w:cs="Times New Roman" w:eastAsia="Times New Roman" w:hAnsi="Times New Roman"/>
+          <w:b w:val="1"/>
+          <w:bCs w:val="1"/>
+          <w:color w:val="000000"/>
+          <w:rtl w:val="0"/>
+        </w:rPr>
         <w:t xml:space="preserve">Du séquestre qui a été fait à l’habitation de Varallo de la presse,</w:t>
         <w:br w:type="textWrapping"/>
         <w:t xml:space="preserve">outils et papiers destinés à la fabrication, ainsi que d’une empreinte d’un billet falsifié ;</w:t>
@@ -123,7 +152,23 @@
         <w:br w:type="textWrapping"/>
         <w:t xml:space="preserve">Enfin des explicites déclarations de Venanzi et de Varallo, de l’ensemble desquelles on vient à connaître le projet qui fut établi à Constantinople de mettre en exécution la criminelle fabrication dont il est question.</w:t>
         <w:br w:type="textWrapping"/>
-        <w:br w:type="textWrapping"/>
+      </w:r>
+      <w:r>
+        <w:rPr>
+          <w:rFonts w:ascii="Times New Roman" w:cs="Times New Roman" w:eastAsia="Times New Roman" w:hAnsi="Times New Roman"/>
+          <w:color w:val="000000"/>
+          <w:rtl w:val="0"/>
+        </w:rPr>
+        <w:br w:type="textWrapping"/>
+      </w:r>
+      <w:r>
+        <w:rPr>
+          <w:rFonts w:ascii="Times New Roman" w:cs="Times New Roman" w:eastAsia="Times New Roman" w:hAnsi="Times New Roman"/>
+          <w:b w:val="1"/>
+          <w:bCs w:val="1"/>
+          <w:color w:val="000000"/>
+          <w:rtl w:val="0"/>
+        </w:rPr>
         <w:t xml:space="preserve">Preuves qui fortifient encore plus les informations recueillies par l’Autorité Ottomane interrogeant les détenus à Constantinople, Calvocoressi et son complice l’avocat Marcel Brescianini de Brescia.</w:t>
         <w:br w:type="textWrapping"/>
         <w:br w:type="textWrapping"/>
@@ -2080,26 +2125,27 @@
       <w:r>
         <w:rPr>
           <w:rFonts w:ascii="Times New Roman" w:cs="Times New Roman" w:eastAsia="Times New Roman" w:hAnsi="Times New Roman"/>
+          <w:b w:val="1"/>
+          <w:bCs w:val="1"/>
           <w:color w:val="000000"/>
           <w:rtl w:val="0"/>
         </w:rPr>
         <w:t xml:space="preserve">Son Excellence Fuad Pacha Ministre des Affaires Étrangères Constantinople</w:t>
       </w:r>
-      <w:r>
-        <w:rPr>
-          <w:rtl w:val="0"/>
-        </w:rPr>
-      </w:r>
-    </w:p>
-    <w:p>
-      <w:pPr>
-        <w:rPr>
-          <w:rFonts w:ascii="Times New Roman" w:cs="Times New Roman" w:eastAsia="Times New Roman" w:hAnsi="Times New Roman"/>
-        </w:rPr>
-      </w:pPr>
-      <w:r>
-        <w:rPr>
-          <w:rFonts w:ascii="Times New Roman" w:cs="Times New Roman" w:eastAsia="Times New Roman" w:hAnsi="Times New Roman"/>
+    </w:p>
+    <w:p>
+      <w:pPr>
+        <w:rPr>
+          <w:rFonts w:ascii="Times New Roman" w:cs="Times New Roman" w:eastAsia="Times New Roman" w:hAnsi="Times New Roman"/>
+          <w:b w:val="1"/>
+          <w:bCs w:val="1"/>
+        </w:rPr>
+      </w:pPr>
+      <w:r>
+        <w:rPr>
+          <w:rFonts w:ascii="Times New Roman" w:cs="Times New Roman" w:eastAsia="Times New Roman" w:hAnsi="Times New Roman"/>
+          <w:b w:val="1"/>
+          <w:bCs w:val="1"/>
           <w:color w:val="000000"/>
           <w:rtl w:val="0"/>
         </w:rPr>
@@ -2874,12 +2920,16 @@
       <w:pPr>
         <w:rPr>
           <w:rFonts w:ascii="Times New Roman" w:cs="Times New Roman" w:eastAsia="Times New Roman" w:hAnsi="Times New Roman"/>
-          <w:color w:val="000000"/>
-        </w:rPr>
-      </w:pPr>
-      <w:r>
-        <w:rPr>
-          <w:rFonts w:ascii="Times New Roman" w:cs="Times New Roman" w:eastAsia="Times New Roman" w:hAnsi="Times New Roman"/>
+          <w:b w:val="1"/>
+          <w:bCs w:val="1"/>
+          <w:color w:val="000000"/>
+        </w:rPr>
+      </w:pPr>
+      <w:r>
+        <w:rPr>
+          <w:rFonts w:ascii="Times New Roman" w:cs="Times New Roman" w:eastAsia="Times New Roman" w:hAnsi="Times New Roman"/>
+          <w:b w:val="1"/>
+          <w:bCs w:val="1"/>
           <w:color w:val="000000"/>
           <w:rtl w:val="0"/>
         </w:rPr>
@@ -2920,6 +2970,8 @@
       <w:r>
         <w:rPr>
           <w:rFonts w:ascii="Times New Roman" w:cs="Times New Roman" w:eastAsia="Times New Roman" w:hAnsi="Times New Roman"/>
+          <w:b w:val="1"/>
+          <w:bCs w:val="1"/>
           <w:rtl w:val="0"/>
         </w:rPr>
         <w:t xml:space="preserve">cette vapeur</w:t>
@@ -2927,6 +2979,8 @@
       <w:r>
         <w:rPr>
           <w:rFonts w:ascii="Times New Roman" w:cs="Times New Roman" w:eastAsia="Times New Roman" w:hAnsi="Times New Roman"/>
+          <w:b w:val="1"/>
+          <w:bCs w:val="1"/>
           <w:color w:val="000000"/>
           <w:rtl w:val="0"/>
         </w:rPr>
@@ -2937,7 +2991,23 @@
         <w:br w:type="textWrapping"/>
         <w:t xml:space="preserve">Non Monsieur.</w:t>
         <w:br w:type="textWrapping"/>
-        <w:br w:type="textWrapping"/>
+      </w:r>
+      <w:r>
+        <w:rPr>
+          <w:rFonts w:ascii="Times New Roman" w:cs="Times New Roman" w:eastAsia="Times New Roman" w:hAnsi="Times New Roman"/>
+          <w:color w:val="000000"/>
+          <w:rtl w:val="0"/>
+        </w:rPr>
+        <w:br w:type="textWrapping"/>
+      </w:r>
+      <w:r>
+        <w:rPr>
+          <w:rFonts w:ascii="Times New Roman" w:cs="Times New Roman" w:eastAsia="Times New Roman" w:hAnsi="Times New Roman"/>
+          <w:b w:val="1"/>
+          <w:bCs w:val="1"/>
+          <w:color w:val="000000"/>
+          <w:rtl w:val="0"/>
+        </w:rPr>
         <w:t xml:space="preserve">I.</w:t>
         <w:br w:type="textWrapping"/>
         <w:t xml:space="preserve">Si Calvocoressi en arrivant à Turin n’a pas consigné des lettres écrites par Brescianini à Louis Varallo et à Venanzi Alexandre ?</w:t>
@@ -2947,12 +3017,16 @@
       <w:pPr>
         <w:rPr>
           <w:rFonts w:ascii="Times New Roman" w:cs="Times New Roman" w:eastAsia="Times New Roman" w:hAnsi="Times New Roman"/>
-          <w:color w:val="000000"/>
-        </w:rPr>
-      </w:pPr>
-      <w:r>
-        <w:rPr>
-          <w:rFonts w:ascii="Times New Roman" w:cs="Times New Roman" w:eastAsia="Times New Roman" w:hAnsi="Times New Roman"/>
+          <w:b w:val="1"/>
+          <w:bCs w:val="1"/>
+          <w:color w:val="000000"/>
+        </w:rPr>
+      </w:pPr>
+      <w:r>
+        <w:rPr>
+          <w:rFonts w:ascii="Times New Roman" w:cs="Times New Roman" w:eastAsia="Times New Roman" w:hAnsi="Times New Roman"/>
+          <w:b w:val="1"/>
+          <w:bCs w:val="1"/>
           <w:color w:val="000000"/>
           <w:rtl w:val="0"/>
         </w:rPr>
@@ -2963,6 +3037,8 @@
       <w:r>
         <w:rPr>
           <w:rFonts w:ascii="Times New Roman" w:cs="Times New Roman" w:eastAsia="Times New Roman" w:hAnsi="Times New Roman"/>
+          <w:b w:val="1"/>
+          <w:bCs w:val="1"/>
           <w:rtl w:val="0"/>
         </w:rPr>
         <w:t xml:space="preserve">donne</w:t>
@@ -2970,6 +3046,8 @@
       <w:r>
         <w:rPr>
           <w:rFonts w:ascii="Times New Roman" w:cs="Times New Roman" w:eastAsia="Times New Roman" w:hAnsi="Times New Roman"/>
+          <w:b w:val="1"/>
+          <w:bCs w:val="1"/>
           <w:color w:val="000000"/>
           <w:rtl w:val="0"/>
         </w:rPr>
@@ -2983,7 +3061,25 @@
         <w:br w:type="textWrapping"/>
         <w:t xml:space="preserve">R.</w:t>
         <w:br w:type="textWrapping"/>
-        <w:t xml:space="preserve">À ce sujet je ne puis donner aucun renseignement précis, me bornant seulement à dire que à Constantinople il est notoire que la criminelle fabrication dont il est question est étendue au-delà de toute croyance, et que Brescianini se trouvait en contact avec un très grand nombre de personnes qui avaient la réputation de fabriquer le papier dont il s’agit et même quelque chose de plus, mais des renseignements précis afin de servir à des recherches ultérieures, je ne suis pas en état d’en fournir.</w:t>
+        <w:t xml:space="preserve">À ce sujet je ne puis donner aucun renseignement précis, me bornant seulement à dire que à Constantinople il est notoire que la criminelle fabrication dont il est question est étendue au-delà de toute croyance, et que Brescianini se trouvait en con</w:t>
+      </w:r>
+      <w:r>
+        <w:rPr>
+          <w:rFonts w:ascii="Times New Roman" w:cs="Times New Roman" w:eastAsia="Times New Roman" w:hAnsi="Times New Roman"/>
+          <w:color w:val="000000"/>
+          <w:rtl w:val="0"/>
+        </w:rPr>
+        <w:t xml:space="preserve">tact avec un très grand </w:t>
+      </w:r>
+      <w:r>
+        <w:rPr>
+          <w:rFonts w:ascii="Times New Roman" w:cs="Times New Roman" w:eastAsia="Times New Roman" w:hAnsi="Times New Roman"/>
+          <w:b w:val="1"/>
+          <w:bCs w:val="1"/>
+          <w:color w:val="000000"/>
+          <w:rtl w:val="0"/>
+        </w:rPr>
+        <w:t xml:space="preserve">nombre de personnes qui avaient la réputation de fabriquer le papier dont il s’agit et même quelque chose de plus, mais des renseignements précis afin de servir à des recherches ultérieures, je ne suis pas en état d’en fournir.</w:t>
         <w:br w:type="textWrapping"/>
         <w:br w:type="textWrapping"/>
         <w:t xml:space="preserve">Ensuite on a fait à Varallo toutes ces interrogations les plus minutieuses que pouvaient exiger les résultats des traductions qui nous ont été, ainsi qu’il est dit ci-dessus, transmises, mais il ne fut pas possible à l’office d’avoir le moindre éclaircissement ultérieur.</w:t>
@@ -3000,7 +3096,25 @@
         <w:t xml:space="preserve">Successivement le nommé Alexandre Venanzi fut introduit dans cette Salle des interrogatoires et interrogé sur toutes les circonstances sur lesquelles il avait été déjà examiné.</w:t>
         <w:br w:type="textWrapping"/>
         <w:br w:type="textWrapping"/>
-        <w:t xml:space="preserve">Il répondit : Je fus en relation, il est vrai, avec Brescianini, et je dirai mieux j’en eus une pure et simple connaissance à Constantinople, mais je puis assurer que j’ignore complètement s’il eût pris quelque part à la fabrication du papier monnaie turc dont il est question ; quant à moi certainement il n’a adressé à ce sujet aucune parole ni verbalement ni par écrit ; que j’ignore absolument s’il avait des accords avec d’autres complices ou s’il fournissait des fonds à cet égard ; qu’il n’est pas vrai qu’à son arrivée Calvocoressi m’ait consigné quelque lettre de Brescianini ; que je suis, il est vrai, informé par la voie publique qu’à Constantinople il avait été poursuivi comme accusé de fabrication de faux papier monnaie Ottoman, dont il était sorti cependant sans aucune condamnation ; que, en somme, je ne sais, ni de ma connaissance personnelle, ni par rapport d’autrui, qu’il puisse être en aucune manière impliqué ni dans la société dont je faisais partie, ni dans aucune autre quelconque.</w:t>
+        <w:t xml:space="preserve">Il répondit : Je fus en relation, il est vrai, avec Brescianini, et je dirai mieux j’en eus une pure et simple connaissance à Constantinople, mais je puis assurer que j’ignore complètement s’il eût pris quelque part à la fabrication du papier monnaie turc dont il est question ; quant à moi certainement il n’a adressé à ce sujet aucune parole ni verbalement ni par écrit ; que j’ignore absolument s’il avait des accords avec d’autres complices ou s’il fournissait des fonds à cet égard ; qu’il n’est pas vrai qu’à son arrivée Calvocoressi m’ait consigné quelque lettre de Brescianini ; que je suis, il est vrai, informé par la voie publique qu’à Constantinople il avait été poursuivi comme accusé de fabrication de faux papier monnaie Ottoman, dont il était sorti cependant sans aucune condamnation ; que, en somme, je ne sais, ni de ma connaissance personnelle, ni par </w:t>
+      </w:r>
+      <w:r>
+        <w:rPr>
+          <w:rFonts w:ascii="Times New Roman" w:cs="Times New Roman" w:eastAsia="Times New Roman" w:hAnsi="Times New Roman"/>
+          <w:color w:val="000000"/>
+          <w:rtl w:val="0"/>
+        </w:rPr>
+        <w:t xml:space="preserve">rapport d’autrui, qu’il puisse être </w:t>
+      </w:r>
+      <w:r>
+        <w:rPr>
+          <w:rFonts w:ascii="Times New Roman" w:cs="Times New Roman" w:eastAsia="Times New Roman" w:hAnsi="Times New Roman"/>
+          <w:b w:val="1"/>
+          <w:bCs w:val="1"/>
+          <w:color w:val="000000"/>
+          <w:rtl w:val="0"/>
+        </w:rPr>
+        <w:t xml:space="preserve">en aucune manière impliqué ni dans la société dont je faisais partie, ni dans aucune autre quelconque.</w:t>
         <w:br w:type="textWrapping"/>
         <w:br w:type="textWrapping"/>
         <w:t xml:space="preserve">De plus vifs encouragements n’obtinrent la moindre ultérieure réponse, à moins de ce</w:t>
@@ -3015,12 +3129,16 @@
       <w:pPr>
         <w:rPr>
           <w:rFonts w:ascii="Times New Roman" w:cs="Times New Roman" w:eastAsia="Times New Roman" w:hAnsi="Times New Roman"/>
-          <w:color w:val="000000"/>
-        </w:rPr>
-      </w:pPr>
-      <w:r>
-        <w:rPr>
-          <w:rFonts w:ascii="Times New Roman" w:cs="Times New Roman" w:eastAsia="Times New Roman" w:hAnsi="Times New Roman"/>
+          <w:b w:val="1"/>
+          <w:bCs w:val="1"/>
+          <w:color w:val="000000"/>
+        </w:rPr>
+      </w:pPr>
+      <w:r>
+        <w:rPr>
+          <w:rFonts w:ascii="Times New Roman" w:cs="Times New Roman" w:eastAsia="Times New Roman" w:hAnsi="Times New Roman"/>
+          <w:b w:val="1"/>
+          <w:bCs w:val="1"/>
           <w:color w:val="000000"/>
           <w:rtl w:val="0"/>
         </w:rPr>
@@ -4872,12 +4990,16 @@
       <w:pPr>
         <w:rPr>
           <w:rFonts w:ascii="Times New Roman" w:cs="Times New Roman" w:eastAsia="Times New Roman" w:hAnsi="Times New Roman"/>
-          <w:color w:val="000000"/>
-        </w:rPr>
-      </w:pPr>
-      <w:r>
-        <w:rPr>
-          <w:rFonts w:ascii="Times New Roman" w:cs="Times New Roman" w:eastAsia="Times New Roman" w:hAnsi="Times New Roman"/>
+          <w:b w:val="1"/>
+          <w:bCs w:val="1"/>
+          <w:color w:val="000000"/>
+        </w:rPr>
+      </w:pPr>
+      <w:r>
+        <w:rPr>
+          <w:rFonts w:ascii="Times New Roman" w:cs="Times New Roman" w:eastAsia="Times New Roman" w:hAnsi="Times New Roman"/>
+          <w:b w:val="1"/>
+          <w:bCs w:val="1"/>
           <w:color w:val="000000"/>
           <w:rtl w:val="0"/>
         </w:rPr>
@@ -4906,6 +5028,8 @@
       <w:r>
         <w:rPr>
           <w:rFonts w:ascii="Times New Roman" w:cs="Times New Roman" w:eastAsia="Times New Roman" w:hAnsi="Times New Roman"/>
+          <w:b w:val="1"/>
+          <w:bCs w:val="1"/>
           <w:rtl w:val="0"/>
         </w:rPr>
         <w:t xml:space="preserve">galvanoplastie</w:t>
@@ -4913,6 +5037,8 @@
       <w:r>
         <w:rPr>
           <w:rFonts w:ascii="Times New Roman" w:cs="Times New Roman" w:eastAsia="Times New Roman" w:hAnsi="Times New Roman"/>
+          <w:b w:val="1"/>
+          <w:bCs w:val="1"/>
           <w:color w:val="000000"/>
           <w:rtl w:val="0"/>
         </w:rPr>
@@ -4921,6 +5047,8 @@
       <w:r>
         <w:rPr>
           <w:rFonts w:ascii="Times New Roman" w:cs="Times New Roman" w:eastAsia="Times New Roman" w:hAnsi="Times New Roman"/>
+          <w:b w:val="1"/>
+          <w:bCs w:val="1"/>
           <w:rtl w:val="0"/>
         </w:rPr>
         <w:t xml:space="preserve">Roumaine</w:t>
@@ -4928,6 +5056,8 @@
       <w:r>
         <w:rPr>
           <w:rFonts w:ascii="Times New Roman" w:cs="Times New Roman" w:eastAsia="Times New Roman" w:hAnsi="Times New Roman"/>
+          <w:b w:val="1"/>
+          <w:bCs w:val="1"/>
           <w:color w:val="000000"/>
           <w:rtl w:val="0"/>
         </w:rPr>
@@ -4936,6 +5066,8 @@
       <w:r>
         <w:rPr>
           <w:rFonts w:ascii="Times New Roman" w:cs="Times New Roman" w:eastAsia="Times New Roman" w:hAnsi="Times New Roman"/>
+          <w:b w:val="1"/>
+          <w:bCs w:val="1"/>
           <w:rtl w:val="0"/>
         </w:rPr>
         <w:t xml:space="preserve">ladite</w:t>
@@ -4943,6 +5075,8 @@
       <w:r>
         <w:rPr>
           <w:rFonts w:ascii="Times New Roman" w:cs="Times New Roman" w:eastAsia="Times New Roman" w:hAnsi="Times New Roman"/>
+          <w:b w:val="1"/>
+          <w:bCs w:val="1"/>
           <w:color w:val="000000"/>
           <w:rtl w:val="0"/>
         </w:rPr>
@@ -4968,6 +5102,8 @@
       <w:r>
         <w:rPr>
           <w:rFonts w:ascii="Times New Roman" w:cs="Times New Roman" w:eastAsia="Times New Roman" w:hAnsi="Times New Roman"/>
+          <w:b w:val="1"/>
+          <w:bCs w:val="1"/>
           <w:rtl w:val="0"/>
         </w:rPr>
         <w:t xml:space="preserve">rien d'autre</w:t>
@@ -4975,6 +5111,8 @@
       <w:r>
         <w:rPr>
           <w:rFonts w:ascii="Times New Roman" w:cs="Times New Roman" w:eastAsia="Times New Roman" w:hAnsi="Times New Roman"/>
+          <w:b w:val="1"/>
+          <w:bCs w:val="1"/>
           <w:color w:val="000000"/>
           <w:rtl w:val="0"/>
         </w:rPr>
@@ -6734,64 +6872,64 @@
         <w:jc w:val="left"/>
         <w:rPr>
           <w:rFonts w:ascii="Times New Roman" w:cs="Times New Roman" w:eastAsia="Times New Roman" w:hAnsi="Times New Roman"/>
-          <w:b w:val="0"/>
-          <w:bCs w:val="0"/>
-          <w:i w:val="0"/>
-          <w:iCs w:val="0"/>
-          <w:smallCaps w:val="0"/>
-          <w:strike w:val="0"/>
-          <w:color w:val="000000"/>
-          <w:sz w:val="24"/>
-          <w:szCs w:val="24"/>
-          <w:u w:val="none"/>
-          <w:shd w:fill="auto" w:val="clear"/>
-          <w:vertAlign w:val="baseline"/>
-        </w:rPr>
-      </w:pPr>
-      <w:r>
-        <w:rPr>
-          <w:rtl w:val="0"/>
-        </w:rPr>
-      </w:r>
-    </w:p>
-    <w:p>
-      <w:pPr>
-        <w:keepNext w:val="0"/>
-        <w:keepLines w:val="0"/>
-        <w:pageBreakBefore w:val="0"/>
-        <w:widowControl w:val="1"/>
-        <w:pBdr>
-          <w:top w:space="0" w:sz="0" w:val="nil"/>
-          <w:left w:space="0" w:sz="0" w:val="nil"/>
-          <w:bottom w:space="0" w:sz="0" w:val="nil"/>
-          <w:right w:space="0" w:sz="0" w:val="nil"/>
-          <w:between w:space="0" w:sz="0" w:val="nil"/>
-        </w:pBdr>
-        <w:shd w:fill="auto" w:val="clear"/>
-        <w:spacing w:after="160" w:before="0" w:line="240" w:lineRule="auto"/>
-        <w:ind w:left="0" w:right="0" w:firstLine="0"/>
-        <w:jc w:val="left"/>
-        <w:rPr>
-          <w:rFonts w:ascii="Times New Roman" w:cs="Times New Roman" w:eastAsia="Times New Roman" w:hAnsi="Times New Roman"/>
-          <w:b w:val="0"/>
-          <w:bCs w:val="0"/>
-          <w:i w:val="0"/>
-          <w:iCs w:val="0"/>
-          <w:smallCaps w:val="0"/>
-          <w:strike w:val="0"/>
-          <w:color w:val="000000"/>
-          <w:sz w:val="24"/>
-          <w:szCs w:val="24"/>
-          <w:u w:val="none"/>
-          <w:shd w:fill="auto" w:val="clear"/>
-          <w:vertAlign w:val="baseline"/>
-        </w:rPr>
-      </w:pPr>
-      <w:r>
-        <w:rPr>
-          <w:rFonts w:ascii="Times New Roman" w:cs="Times New Roman" w:eastAsia="Times New Roman" w:hAnsi="Times New Roman"/>
-          <w:b w:val="0"/>
-          <w:bCs w:val="0"/>
+          <w:b w:val="1"/>
+          <w:bCs w:val="1"/>
+          <w:i w:val="0"/>
+          <w:iCs w:val="0"/>
+          <w:smallCaps w:val="0"/>
+          <w:strike w:val="0"/>
+          <w:color w:val="000000"/>
+          <w:sz w:val="24"/>
+          <w:szCs w:val="24"/>
+          <w:u w:val="none"/>
+          <w:shd w:fill="auto" w:val="clear"/>
+          <w:vertAlign w:val="baseline"/>
+        </w:rPr>
+      </w:pPr>
+      <w:r>
+        <w:rPr>
+          <w:rtl w:val="0"/>
+        </w:rPr>
+      </w:r>
+    </w:p>
+    <w:p>
+      <w:pPr>
+        <w:keepNext w:val="0"/>
+        <w:keepLines w:val="0"/>
+        <w:pageBreakBefore w:val="0"/>
+        <w:widowControl w:val="1"/>
+        <w:pBdr>
+          <w:top w:space="0" w:sz="0" w:val="nil"/>
+          <w:left w:space="0" w:sz="0" w:val="nil"/>
+          <w:bottom w:space="0" w:sz="0" w:val="nil"/>
+          <w:right w:space="0" w:sz="0" w:val="nil"/>
+          <w:between w:space="0" w:sz="0" w:val="nil"/>
+        </w:pBdr>
+        <w:shd w:fill="auto" w:val="clear"/>
+        <w:spacing w:after="160" w:before="0" w:line="240" w:lineRule="auto"/>
+        <w:ind w:left="0" w:right="0" w:firstLine="0"/>
+        <w:jc w:val="left"/>
+        <w:rPr>
+          <w:rFonts w:ascii="Times New Roman" w:cs="Times New Roman" w:eastAsia="Times New Roman" w:hAnsi="Times New Roman"/>
+          <w:b w:val="1"/>
+          <w:bCs w:val="1"/>
+          <w:i w:val="0"/>
+          <w:iCs w:val="0"/>
+          <w:smallCaps w:val="0"/>
+          <w:strike w:val="0"/>
+          <w:color w:val="000000"/>
+          <w:sz w:val="24"/>
+          <w:szCs w:val="24"/>
+          <w:u w:val="none"/>
+          <w:shd w:fill="auto" w:val="clear"/>
+          <w:vertAlign w:val="baseline"/>
+        </w:rPr>
+      </w:pPr>
+      <w:r>
+        <w:rPr>
+          <w:rFonts w:ascii="Times New Roman" w:cs="Times New Roman" w:eastAsia="Times New Roman" w:hAnsi="Times New Roman"/>
+          <w:b w:val="1"/>
+          <w:bCs w:val="1"/>
           <w:i w:val="0"/>
           <w:iCs w:val="0"/>
           <w:smallCaps w:val="0"/>
@@ -6832,25 +6970,25 @@
         <w:jc w:val="left"/>
         <w:rPr>
           <w:rFonts w:ascii="Times New Roman" w:cs="Times New Roman" w:eastAsia="Times New Roman" w:hAnsi="Times New Roman"/>
-          <w:b w:val="0"/>
-          <w:bCs w:val="0"/>
-          <w:i w:val="0"/>
-          <w:iCs w:val="0"/>
-          <w:smallCaps w:val="0"/>
-          <w:strike w:val="0"/>
-          <w:color w:val="000000"/>
-          <w:sz w:val="24"/>
-          <w:szCs w:val="24"/>
-          <w:u w:val="none"/>
-          <w:shd w:fill="auto" w:val="clear"/>
-          <w:vertAlign w:val="baseline"/>
-        </w:rPr>
-      </w:pPr>
-      <w:r>
-        <w:rPr>
-          <w:rFonts w:ascii="Times New Roman" w:cs="Times New Roman" w:eastAsia="Times New Roman" w:hAnsi="Times New Roman"/>
-          <w:b w:val="0"/>
-          <w:bCs w:val="0"/>
+          <w:b w:val="1"/>
+          <w:bCs w:val="1"/>
+          <w:i w:val="0"/>
+          <w:iCs w:val="0"/>
+          <w:smallCaps w:val="0"/>
+          <w:strike w:val="0"/>
+          <w:color w:val="000000"/>
+          <w:sz w:val="24"/>
+          <w:szCs w:val="24"/>
+          <w:u w:val="none"/>
+          <w:shd w:fill="auto" w:val="clear"/>
+          <w:vertAlign w:val="baseline"/>
+        </w:rPr>
+      </w:pPr>
+      <w:r>
+        <w:rPr>
+          <w:rFonts w:ascii="Times New Roman" w:cs="Times New Roman" w:eastAsia="Times New Roman" w:hAnsi="Times New Roman"/>
+          <w:b w:val="1"/>
+          <w:bCs w:val="1"/>
           <w:i w:val="0"/>
           <w:iCs w:val="0"/>
           <w:smallCaps w:val="0"/>
